--- a/!work docs/Changes to be made.docx
+++ b/!work docs/Changes to be made.docx
@@ -1,6 +1,6 @@
 
 <file path=word/document.xml><?xml version="1.0" encoding="utf-8"?>
-<w:document xmlns:wpc="http://schemas.microsoft.com/office/word/2010/wordprocessingCanvas" xmlns:cx="http://schemas.microsoft.com/office/drawing/2014/chartex" xmlns:cx1="http://schemas.microsoft.com/office/drawing/2015/9/8/chartex" xmlns:cx2="http://schemas.microsoft.com/office/drawing/2015/10/21/chartex" xmlns:cx3="http://schemas.microsoft.com/office/drawing/2016/5/9/chartex" xmlns:cx4="http://schemas.microsoft.com/office/drawing/2016/5/10/chartex" xmlns:cx5="http://schemas.microsoft.com/office/drawing/2016/5/11/chartex" xmlns:cx6="http://schemas.microsoft.com/office/drawing/2016/5/12/chartex" xmlns:cx7="http://schemas.microsoft.com/office/drawing/2016/5/13/chartex" xmlns:cx8="http://schemas.microsoft.com/office/drawing/2016/5/14/chartex" xmlns:mc="http://schemas.openxmlformats.org/markup-compatibility/2006" xmlns:aink="http://schemas.microsoft.com/office/drawing/2016/ink" xmlns:am3d="http://schemas.microsoft.com/office/drawing/2017/model3d" xmlns:o="urn:schemas-microsoft-com:office:office" xmlns:oel="http://schemas.microsoft.com/office/2019/extlst" xmlns:r="http://schemas.openxmlformats.org/officeDocument/2006/relationships" xmlns:m="http://schemas.openxmlformats.org/officeDocument/2006/math" xmlns:v="urn:schemas-microsoft-com:vml" xmlns:wp14="http://schemas.microsoft.com/office/word/2010/wordprocessingDrawing" xmlns:wp="http://schemas.openxmlformats.org/drawingml/2006/wordprocessingDrawing" xmlns:w10="urn:schemas-microsoft-com:office:word" xmlns:w="http://schemas.openxmlformats.org/wordprocessingml/2006/main" xmlns:w14="http://schemas.microsoft.com/office/word/2010/wordml" xmlns:w15="http://schemas.microsoft.com/office/word/2012/wordml" xmlns:w16cex="http://schemas.microsoft.com/office/word/2018/wordml/cex" xmlns:w16cid="http://schemas.microsoft.com/office/word/2016/wordml/cid" xmlns:w16="http://schemas.microsoft.com/office/word/2018/wordml" xmlns:w16du="http://schemas.microsoft.com/office/word/2023/wordml/word16du" xmlns:w16sdtdh="http://schemas.microsoft.com/office/word/2020/wordml/sdtdatahash" xmlns:w16se="http://schemas.microsoft.com/office/word/2015/wordml/symex" xmlns:wpg="http://schemas.microsoft.com/office/word/2010/wordprocessingGroup" xmlns:wpi="http://schemas.microsoft.com/office/word/2010/wordprocessingInk" xmlns:wne="http://schemas.microsoft.com/office/word/2006/wordml" xmlns:wps="http://schemas.microsoft.com/office/word/2010/wordprocessingShape" mc:Ignorable="w14 w15 w16se w16cid w16 w16cex w16sdtdh w16du wp14">
+<w:document xmlns:wpc="http://schemas.microsoft.com/office/word/2010/wordprocessingCanvas" xmlns:cx="http://schemas.microsoft.com/office/drawing/2014/chartex" xmlns:cx1="http://schemas.microsoft.com/office/drawing/2015/9/8/chartex" xmlns:cx2="http://schemas.microsoft.com/office/drawing/2015/10/21/chartex" xmlns:cx3="http://schemas.microsoft.com/office/drawing/2016/5/9/chartex" xmlns:cx4="http://schemas.microsoft.com/office/drawing/2016/5/10/chartex" xmlns:cx5="http://schemas.microsoft.com/office/drawing/2016/5/11/chartex" xmlns:cx6="http://schemas.microsoft.com/office/drawing/2016/5/12/chartex" xmlns:cx7="http://schemas.microsoft.com/office/drawing/2016/5/13/chartex" xmlns:cx8="http://schemas.microsoft.com/office/drawing/2016/5/14/chartex" xmlns:mc="http://schemas.openxmlformats.org/markup-compatibility/2006" xmlns:aink="http://schemas.microsoft.com/office/drawing/2016/ink" xmlns:am3d="http://schemas.microsoft.com/office/drawing/2017/model3d" xmlns:o="urn:schemas-microsoft-com:office:office" xmlns:oel="http://schemas.microsoft.com/office/2019/extlst" xmlns:r="http://schemas.openxmlformats.org/officeDocument/2006/relationships" xmlns:m="http://schemas.openxmlformats.org/officeDocument/2006/math" xmlns:v="urn:schemas-microsoft-com:vml" xmlns:wp14="http://schemas.microsoft.com/office/word/2010/wordprocessingDrawing" xmlns:wp="http://schemas.openxmlformats.org/drawingml/2006/wordprocessingDrawing" xmlns:w10="urn:schemas-microsoft-com:office:word" xmlns:w="http://schemas.openxmlformats.org/wordprocessingml/2006/main" xmlns:w14="http://schemas.microsoft.com/office/word/2010/wordml" xmlns:w15="http://schemas.microsoft.com/office/word/2012/wordml" xmlns:w16cex="http://schemas.microsoft.com/office/word/2018/wordml/cex" xmlns:w16cid="http://schemas.microsoft.com/office/word/2016/wordml/cid" xmlns:w16="http://schemas.microsoft.com/office/word/2018/wordml" xmlns:w16du="http://schemas.microsoft.com/office/word/2023/wordml/word16du" xmlns:w16sdtdh="http://schemas.microsoft.com/office/word/2020/wordml/sdtdatahash" xmlns:w16sdtfl="http://schemas.microsoft.com/office/word/2024/wordml/sdtformatlock" xmlns:w16se="http://schemas.microsoft.com/office/word/2015/wordml/symex" xmlns:wpg="http://schemas.microsoft.com/office/word/2010/wordprocessingGroup" xmlns:wpi="http://schemas.microsoft.com/office/word/2010/wordprocessingInk" xmlns:wne="http://schemas.microsoft.com/office/word/2006/wordml" xmlns:wps="http://schemas.microsoft.com/office/word/2010/wordprocessingShape" mc:Ignorable="w14 w15 w16se w16cid w16 w16cex w16sdtdh w16sdtfl w16du wp14">
   <w:body>
     <w:p>
       <w:r>
@@ -1079,7 +1079,7 @@
 </file>
 
 <file path=word/styles.xml><?xml version="1.0" encoding="utf-8"?>
-<w:styles xmlns:mc="http://schemas.openxmlformats.org/markup-compatibility/2006" xmlns:r="http://schemas.openxmlformats.org/officeDocument/2006/relationships" xmlns:w="http://schemas.openxmlformats.org/wordprocessingml/2006/main" xmlns:w14="http://schemas.microsoft.com/office/word/2010/wordml" xmlns:w15="http://schemas.microsoft.com/office/word/2012/wordml" xmlns:w16cex="http://schemas.microsoft.com/office/word/2018/wordml/cex" xmlns:w16cid="http://schemas.microsoft.com/office/word/2016/wordml/cid" xmlns:w16="http://schemas.microsoft.com/office/word/2018/wordml" xmlns:w16du="http://schemas.microsoft.com/office/word/2023/wordml/word16du" xmlns:w16sdtdh="http://schemas.microsoft.com/office/word/2020/wordml/sdtdatahash" xmlns:w16se="http://schemas.microsoft.com/office/word/2015/wordml/symex" mc:Ignorable="w14 w15 w16se w16cid w16 w16cex w16sdtdh w16du">
+<w:styles xmlns:mc="http://schemas.openxmlformats.org/markup-compatibility/2006" xmlns:r="http://schemas.openxmlformats.org/officeDocument/2006/relationships" xmlns:w="http://schemas.openxmlformats.org/wordprocessingml/2006/main" xmlns:w14="http://schemas.microsoft.com/office/word/2010/wordml" xmlns:w15="http://schemas.microsoft.com/office/word/2012/wordml" xmlns:w16cex="http://schemas.microsoft.com/office/word/2018/wordml/cex" xmlns:w16cid="http://schemas.microsoft.com/office/word/2016/wordml/cid" xmlns:w16="http://schemas.microsoft.com/office/word/2018/wordml" xmlns:w16du="http://schemas.microsoft.com/office/word/2023/wordml/word16du" xmlns:w16sdtdh="http://schemas.microsoft.com/office/word/2020/wordml/sdtdatahash" xmlns:w16sdtfl="http://schemas.microsoft.com/office/word/2024/wordml/sdtformatlock" xmlns:w16se="http://schemas.microsoft.com/office/word/2015/wordml/symex" mc:Ignorable="w14 w15 w16se w16cid w16 w16cex w16sdtdh w16sdtfl w16du">
   <w:docDefaults>
     <w:rPrDefault>
       <w:rPr>

--- a/!work docs/Changes to be made.docx
+++ b/!work docs/Changes to be made.docx
@@ -95,15 +95,7 @@
     </w:p>
     <w:p>
       <w:r>
-        <w:t xml:space="preserve">fluffy or some </w:t>
-      </w:r>
-      <w:proofErr w:type="gramStart"/>
-      <w:r>
-        <w:t>anger based</w:t>
-      </w:r>
-      <w:proofErr w:type="gramEnd"/>
-      <w:r>
-        <w:t xml:space="preserve"> ability </w:t>
+        <w:t xml:space="preserve">fluffy or some anger based ability </w:t>
       </w:r>
       <w:proofErr w:type="spellStart"/>
       <w:r>
@@ -757,21 +749,7 @@
         <w:rPr>
           <w:strike/>
         </w:rPr>
-        <w:t xml:space="preserve">Slow Start </w:t>
-      </w:r>
-      <w:proofErr w:type="gramStart"/>
-      <w:r>
-        <w:rPr>
-          <w:strike/>
-        </w:rPr>
-        <w:t>reduce</w:t>
-      </w:r>
-      <w:proofErr w:type="gramEnd"/>
-      <w:r>
-        <w:rPr>
-          <w:strike/>
-        </w:rPr>
-        <w:t xml:space="preserve"> turns to 4, reduce damage %</w:t>
+        <w:t>Slow Start reduce turns to 4, reduce damage %</w:t>
       </w:r>
     </w:p>
     <w:p>
@@ -989,7 +967,24 @@
         <w:t>Kinesis – 2x vs steel</w:t>
       </w:r>
     </w:p>
-    <w:p/>
+    <w:p>
+      <w:proofErr w:type="spellStart"/>
+      <w:r>
+        <w:t>Raichu</w:t>
+      </w:r>
+      <w:proofErr w:type="spellEnd"/>
+      <w:r>
+        <w:t xml:space="preserve"> – wave cra</w:t>
+      </w:r>
+      <w:r>
+        <w:t>sh</w:t>
+      </w:r>
+    </w:p>
+    <w:p>
+      <w:r>
+        <w:t>Pikachu - surf</w:t>
+      </w:r>
+    </w:p>
     <w:p/>
     <w:p>
       <w:r>

--- a/!work docs/Changes to be made.docx
+++ b/!work docs/Changes to be made.docx
@@ -20,88 +20,34 @@
       <w:r>
         <w:t xml:space="preserve">/toxic chain </w:t>
       </w:r>
-      <w:proofErr w:type="spellStart"/>
       <w:r>
         <w:t>venomoth</w:t>
       </w:r>
-      <w:proofErr w:type="spellEnd"/>
-    </w:p>
-    <w:p>
-      <w:r>
-        <w:t xml:space="preserve">orichalcum pulse </w:t>
-      </w:r>
-      <w:proofErr w:type="spellStart"/>
-      <w:r>
-        <w:t>entei</w:t>
-      </w:r>
-      <w:proofErr w:type="spellEnd"/>
-      <w:r>
-        <w:t xml:space="preserve"> </w:t>
-      </w:r>
-      <w:proofErr w:type="spellStart"/>
-      <w:r>
-        <w:t>magmortar</w:t>
-      </w:r>
-      <w:proofErr w:type="spellEnd"/>
-    </w:p>
-    <w:p>
-      <w:r>
-        <w:t xml:space="preserve">good as gold </w:t>
-      </w:r>
-      <w:proofErr w:type="spellStart"/>
-      <w:r>
-        <w:t>persian</w:t>
-      </w:r>
-      <w:proofErr w:type="spellEnd"/>
-    </w:p>
-    <w:p>
-      <w:r>
-        <w:t xml:space="preserve">guard dog </w:t>
-      </w:r>
-      <w:proofErr w:type="spellStart"/>
-      <w:r>
-        <w:t>mightyena</w:t>
-      </w:r>
-      <w:proofErr w:type="spellEnd"/>
-    </w:p>
-    <w:p>
-      <w:r>
-        <w:t xml:space="preserve">hadron </w:t>
-      </w:r>
-      <w:proofErr w:type="spellStart"/>
-      <w:r>
-        <w:t>engineampharos</w:t>
-      </w:r>
-      <w:proofErr w:type="spellEnd"/>
-      <w:r>
-        <w:t xml:space="preserve">, </w:t>
-      </w:r>
-      <w:proofErr w:type="spellStart"/>
-      <w:r>
-        <w:t>raikou</w:t>
-      </w:r>
-      <w:proofErr w:type="spellEnd"/>
-      <w:r>
-        <w:t xml:space="preserve">? </w:t>
-      </w:r>
-      <w:proofErr w:type="spellStart"/>
-      <w:r>
-        <w:t>electevire</w:t>
-      </w:r>
-      <w:proofErr w:type="spellEnd"/>
-      <w:r>
-        <w:t>?</w:t>
-      </w:r>
-    </w:p>
-    <w:p>
-      <w:r>
-        <w:t xml:space="preserve">fluffy or some anger based ability </w:t>
-      </w:r>
-      <w:proofErr w:type="spellStart"/>
-      <w:r>
-        <w:t>wigglytuff</w:t>
-      </w:r>
-      <w:proofErr w:type="spellEnd"/>
+    </w:p>
+    <w:p>
+      <w:r>
+        <w:t>orichalcum pulse entei magmortar</w:t>
+      </w:r>
+    </w:p>
+    <w:p>
+      <w:r>
+        <w:t>good as gold persian</w:t>
+      </w:r>
+    </w:p>
+    <w:p>
+      <w:r>
+        <w:t>guard dog mightyena</w:t>
+      </w:r>
+    </w:p>
+    <w:p>
+      <w:r>
+        <w:t>hadron engineampharos, raikou? electevire?</w:t>
+      </w:r>
+    </w:p>
+    <w:p>
+      <w:r>
+        <w:t>fluffy or some anger based ability wigglytuff</w:t>
+      </w:r>
     </w:p>
     <w:p>
       <w:pPr>
@@ -113,130 +59,37 @@
         <w:rPr>
           <w:strike/>
         </w:rPr>
-        <w:t xml:space="preserve">mind's eye </w:t>
-      </w:r>
-      <w:proofErr w:type="spellStart"/>
-      <w:r>
-        <w:rPr>
-          <w:strike/>
-        </w:rPr>
-        <w:t>noctowl</w:t>
-      </w:r>
-      <w:proofErr w:type="spellEnd"/>
-      <w:r>
-        <w:rPr>
-          <w:strike/>
-        </w:rPr>
-        <w:t>?</w:t>
-      </w:r>
-    </w:p>
-    <w:p>
-      <w:proofErr w:type="spellStart"/>
-      <w:r>
-        <w:t>opoptunist</w:t>
-      </w:r>
-      <w:proofErr w:type="spellEnd"/>
-      <w:r>
-        <w:t xml:space="preserve"> </w:t>
-      </w:r>
-      <w:proofErr w:type="spellStart"/>
-      <w:r>
-        <w:t>obstagoon</w:t>
-      </w:r>
-      <w:proofErr w:type="spellEnd"/>
-      <w:r>
-        <w:t xml:space="preserve">, </w:t>
-      </w:r>
-      <w:proofErr w:type="spellStart"/>
-      <w:r>
-        <w:t>shiftry</w:t>
-      </w:r>
-      <w:proofErr w:type="spellEnd"/>
-      <w:r>
-        <w:t xml:space="preserve">, </w:t>
-      </w:r>
-      <w:proofErr w:type="spellStart"/>
-      <w:r>
-        <w:t>sableye</w:t>
-      </w:r>
-      <w:proofErr w:type="spellEnd"/>
-      <w:r>
-        <w:t>?</w:t>
-      </w:r>
-    </w:p>
-    <w:p>
-      <w:r>
-        <w:t xml:space="preserve">Surge surfer - </w:t>
-      </w:r>
-      <w:proofErr w:type="spellStart"/>
-      <w:r>
-        <w:t>raichu</w:t>
-      </w:r>
-      <w:proofErr w:type="spellEnd"/>
-    </w:p>
-    <w:p>
-      <w:r>
-        <w:t xml:space="preserve">Queenly majesty – </w:t>
-      </w:r>
-      <w:proofErr w:type="spellStart"/>
-      <w:r>
-        <w:t>piplup</w:t>
-      </w:r>
-      <w:proofErr w:type="spellEnd"/>
-      <w:r>
-        <w:t xml:space="preserve"> line</w:t>
-      </w:r>
-    </w:p>
-    <w:p>
-      <w:r>
-        <w:t xml:space="preserve">Dancer </w:t>
-      </w:r>
-      <w:proofErr w:type="spellStart"/>
-      <w:r>
-        <w:t>belloosom</w:t>
-      </w:r>
-      <w:proofErr w:type="spellEnd"/>
-      <w:r>
-        <w:t xml:space="preserve"> </w:t>
-      </w:r>
-    </w:p>
-    <w:p>
-      <w:proofErr w:type="spellStart"/>
-      <w:r>
-        <w:t>costar</w:t>
-      </w:r>
-      <w:proofErr w:type="spellEnd"/>
-      <w:r>
-        <w:t xml:space="preserve"> </w:t>
-      </w:r>
-      <w:proofErr w:type="spellStart"/>
-      <w:r>
-        <w:t>kircketune</w:t>
-      </w:r>
-      <w:proofErr w:type="spellEnd"/>
-      <w:r>
-        <w:t xml:space="preserve">? </w:t>
-      </w:r>
-      <w:proofErr w:type="spellStart"/>
-      <w:r>
-        <w:t>infernape</w:t>
-      </w:r>
-      <w:proofErr w:type="spellEnd"/>
-      <w:r>
-        <w:t>?</w:t>
-      </w:r>
-    </w:p>
-    <w:p>
-      <w:r>
-        <w:t xml:space="preserve">earth eater </w:t>
-      </w:r>
-      <w:proofErr w:type="spellStart"/>
-      <w:r>
-        <w:t>bastiodon</w:t>
-      </w:r>
-      <w:proofErr w:type="spellEnd"/>
-      <w:r>
-        <w:t>?</w:t>
+        <w:t>mind's eye noctowl?</w:t>
+      </w:r>
+    </w:p>
+    <w:p>
+      <w:r>
+        <w:t>opoptunist obstagoon, shiftry, sableye?</w:t>
+      </w:r>
+    </w:p>
+    <w:p>
+      <w:r>
+        <w:t>Surge surfer - raichu</w:t>
+      </w:r>
+    </w:p>
+    <w:p>
+      <w:r>
+        <w:t>Queenly majesty – piplup line</w:t>
+      </w:r>
+    </w:p>
+    <w:p>
+      <w:r>
+        <w:t xml:space="preserve">Dancer belloosom </w:t>
+      </w:r>
+    </w:p>
+    <w:p>
+      <w:r>
+        <w:t>costar kircketune? infernape?</w:t>
+      </w:r>
+    </w:p>
+    <w:p>
+      <w:r>
+        <w:t>earth eater bastiodon?</w:t>
       </w:r>
     </w:p>
     <w:p>
@@ -246,15 +99,7 @@
         </w:rPr>
       </w:pPr>
       <w:r>
-        <w:t xml:space="preserve">electrode </w:t>
-      </w:r>
-      <w:proofErr w:type="spellStart"/>
-      <w:r>
-        <w:t>electromorphosis</w:t>
-      </w:r>
-      <w:proofErr w:type="spellEnd"/>
-      <w:r>
-        <w:t xml:space="preserve"> </w:t>
+        <w:t xml:space="preserve">electrode electromorphosis </w:t>
       </w:r>
       <w:r>
         <w:rPr>
@@ -264,16 +109,10 @@
       </w:r>
     </w:p>
     <w:p>
-      <w:proofErr w:type="spellStart"/>
-      <w:r>
-        <w:t>ampharos</w:t>
-      </w:r>
-      <w:proofErr w:type="spellEnd"/>
-      <w:r>
-        <w:t xml:space="preserve"> </w:t>
+      <w:r>
+        <w:t xml:space="preserve">ampharos </w:t>
       </w:r>
       <w:hyperlink r:id="rId4" w:tgtFrame="_blank" w:history="1">
-        <w:proofErr w:type="spellStart"/>
         <w:r>
           <w:rPr>
             <w:rStyle w:val="Hyperlink"/>
@@ -286,25 +125,11 @@
           </w:rPr>
           <w:t>lectromorphosis</w:t>
         </w:r>
-        <w:proofErr w:type="spellEnd"/>
       </w:hyperlink>
     </w:p>
     <w:p>
-      <w:proofErr w:type="spellStart"/>
-      <w:r>
-        <w:t>armor</w:t>
-      </w:r>
-      <w:proofErr w:type="spellEnd"/>
-      <w:r>
-        <w:t xml:space="preserve"> tail, </w:t>
-      </w:r>
-      <w:proofErr w:type="spellStart"/>
-      <w:r>
-        <w:t>aggron</w:t>
-      </w:r>
-      <w:proofErr w:type="spellEnd"/>
-      <w:r>
-        <w:t>?</w:t>
+      <w:r>
+        <w:t>armor tail, aggron?</w:t>
       </w:r>
       <w:r>
         <w:tab/>
@@ -312,150 +137,71 @@
     </w:p>
     <w:p>
       <w:r>
-        <w:t xml:space="preserve">crab </w:t>
-      </w:r>
-      <w:proofErr w:type="spellStart"/>
-      <w:r>
-        <w:t>mon</w:t>
-      </w:r>
-      <w:proofErr w:type="spellEnd"/>
+        <w:t>crab mon, kingler? anger shell</w:t>
+      </w:r>
+    </w:p>
+    <w:p>
+      <w:r>
+        <w:t>dazzling mismagius</w:t>
+      </w:r>
+    </w:p>
+    <w:p>
+      <w:r>
+        <w:t xml:space="preserve">protosynthesis </w:t>
+      </w:r>
+      <w:r>
+        <w:t xml:space="preserve">- </w:t>
+      </w:r>
+      <w:r>
+        <w:t>bellossom? sunflora?</w:t>
+      </w:r>
+    </w:p>
+    <w:p>
+      <w:r>
+        <w:t>quark drive manectroc?</w:t>
+      </w:r>
+    </w:p>
+    <w:p>
+      <w:r>
+        <w:t>rocky payload aggron? golem?</w:t>
+      </w:r>
+      <w:r>
+        <w:t xml:space="preserve"> </w:t>
+      </w:r>
+      <w:r>
+        <w:rPr>
+          <w:strike/>
+        </w:rPr>
+        <w:t>rampardos</w:t>
+      </w:r>
+    </w:p>
+    <w:p>
+      <w:r>
+        <w:t>supreme overlord sirfetch'd absol</w:t>
+      </w:r>
+      <w:r>
+        <w:t xml:space="preserve"> toxicroak</w:t>
+      </w:r>
+    </w:p>
+    <w:p>
+      <w:r>
+        <w:t>muk</w:t>
+      </w:r>
+      <w:r>
+        <w:t xml:space="preserve"> </w:t>
+      </w:r>
+      <w:r>
+        <w:t>toxic chain</w:t>
+      </w:r>
       <w:r>
         <w:t xml:space="preserve">, </w:t>
       </w:r>
-      <w:proofErr w:type="spellStart"/>
-      <w:r>
-        <w:t>kingler</w:t>
-      </w:r>
-      <w:proofErr w:type="spellEnd"/>
-      <w:r>
-        <w:t>? anger shell</w:t>
-      </w:r>
-    </w:p>
-    <w:p>
-      <w:r>
-        <w:t xml:space="preserve">dazzling </w:t>
-      </w:r>
-      <w:proofErr w:type="spellStart"/>
-      <w:r>
-        <w:t>mismagius</w:t>
-      </w:r>
-      <w:proofErr w:type="spellEnd"/>
-    </w:p>
-    <w:p>
-      <w:proofErr w:type="spellStart"/>
-      <w:r>
-        <w:t>protosynthesis</w:t>
-      </w:r>
-      <w:proofErr w:type="spellEnd"/>
-      <w:r>
-        <w:t xml:space="preserve"> </w:t>
-      </w:r>
-      <w:r>
-        <w:t xml:space="preserve">- </w:t>
-      </w:r>
-      <w:proofErr w:type="spellStart"/>
-      <w:r>
-        <w:t>bellossom</w:t>
-      </w:r>
-      <w:proofErr w:type="spellEnd"/>
-      <w:r>
-        <w:t xml:space="preserve">? </w:t>
-      </w:r>
-      <w:proofErr w:type="spellStart"/>
-      <w:r>
-        <w:t>sunflora</w:t>
-      </w:r>
-      <w:proofErr w:type="spellEnd"/>
-      <w:r>
-        <w:t>?</w:t>
-      </w:r>
-    </w:p>
-    <w:p>
-      <w:r>
-        <w:t xml:space="preserve">quark drive </w:t>
-      </w:r>
-      <w:proofErr w:type="spellStart"/>
-      <w:r>
-        <w:t>manectroc</w:t>
-      </w:r>
-      <w:proofErr w:type="spellEnd"/>
-      <w:r>
-        <w:t>?</w:t>
-      </w:r>
-    </w:p>
-    <w:p>
-      <w:r>
-        <w:t xml:space="preserve">rocky payload </w:t>
-      </w:r>
-      <w:proofErr w:type="spellStart"/>
-      <w:r>
-        <w:t>aggron</w:t>
-      </w:r>
-      <w:proofErr w:type="spellEnd"/>
-      <w:r>
-        <w:t>? golem?</w:t>
-      </w:r>
-      <w:r>
-        <w:t xml:space="preserve"> </w:t>
-      </w:r>
-      <w:proofErr w:type="spellStart"/>
-      <w:r>
-        <w:rPr>
-          <w:strike/>
-        </w:rPr>
-        <w:t>rampardos</w:t>
-      </w:r>
-      <w:proofErr w:type="spellEnd"/>
-    </w:p>
-    <w:p>
-      <w:r>
-        <w:t xml:space="preserve">supreme overlord </w:t>
-      </w:r>
-      <w:proofErr w:type="spellStart"/>
-      <w:r>
-        <w:t>sirfetch'd</w:t>
-      </w:r>
-      <w:proofErr w:type="spellEnd"/>
-      <w:r>
-        <w:t xml:space="preserve"> </w:t>
-      </w:r>
-      <w:proofErr w:type="spellStart"/>
-      <w:r>
-        <w:t>absol</w:t>
-      </w:r>
-      <w:proofErr w:type="spellEnd"/>
-      <w:r>
-        <w:t xml:space="preserve"> </w:t>
-      </w:r>
-      <w:proofErr w:type="spellStart"/>
-      <w:r>
-        <w:t>toxicroak</w:t>
-      </w:r>
-      <w:proofErr w:type="spellEnd"/>
-    </w:p>
-    <w:p>
-      <w:proofErr w:type="spellStart"/>
-      <w:r>
-        <w:t>muk</w:t>
-      </w:r>
-      <w:proofErr w:type="spellEnd"/>
-      <w:r>
-        <w:t xml:space="preserve"> </w:t>
-      </w:r>
-      <w:r>
-        <w:t>toxic chain</w:t>
-      </w:r>
-      <w:r>
-        <w:t xml:space="preserve">, </w:t>
-      </w:r>
-      <w:proofErr w:type="spellStart"/>
       <w:r>
         <w:rPr>
           <w:strike/>
         </w:rPr>
         <w:t>corrison</w:t>
       </w:r>
-      <w:proofErr w:type="spellEnd"/>
     </w:p>
     <w:p>
       <w:pPr>
@@ -467,25 +213,12 @@
         <w:rPr>
           <w:strike/>
         </w:rPr>
-        <w:t xml:space="preserve">well baked body </w:t>
-      </w:r>
-      <w:proofErr w:type="spellStart"/>
-      <w:r>
-        <w:rPr>
-          <w:strike/>
-        </w:rPr>
-        <w:t>walrein</w:t>
-      </w:r>
-      <w:proofErr w:type="spellEnd"/>
-    </w:p>
-    <w:p>
-      <w:proofErr w:type="spellStart"/>
-      <w:r>
-        <w:t>shiftry</w:t>
-      </w:r>
-      <w:proofErr w:type="spellEnd"/>
-      <w:r>
-        <w:t xml:space="preserve"> wind rider</w:t>
+        <w:t>well baked body walrein</w:t>
+      </w:r>
+    </w:p>
+    <w:p>
+      <w:r>
+        <w:t>shiftry wind rider</w:t>
       </w:r>
     </w:p>
     <w:p>
@@ -509,54 +242,26 @@
     </w:p>
     <w:p>
       <w:r>
-        <w:t xml:space="preserve">Hadron Engine </w:t>
-      </w:r>
-      <w:proofErr w:type="spellStart"/>
-      <w:r>
-        <w:t>Jolteon</w:t>
-      </w:r>
-      <w:proofErr w:type="spellEnd"/>
-      <w:r>
-        <w:t xml:space="preserve"> </w:t>
-      </w:r>
-      <w:proofErr w:type="spellStart"/>
-      <w:r>
-        <w:t>Manetric</w:t>
-      </w:r>
-      <w:proofErr w:type="spellEnd"/>
-    </w:p>
-    <w:p>
-      <w:proofErr w:type="spellStart"/>
-      <w:r>
-        <w:t>Bastiodon</w:t>
-      </w:r>
-      <w:proofErr w:type="spellEnd"/>
-      <w:r>
-        <w:t xml:space="preserve">  - Dauntless Shield </w:t>
-      </w:r>
-    </w:p>
-    <w:p>
-      <w:r>
-        <w:t xml:space="preserve">Mega </w:t>
-      </w:r>
-      <w:proofErr w:type="spellStart"/>
-      <w:r>
-        <w:t>Absol</w:t>
-      </w:r>
-      <w:proofErr w:type="spellEnd"/>
-      <w:r>
-        <w:t xml:space="preserve"> - Sword of Ruin </w:t>
-      </w:r>
-    </w:p>
-    <w:p>
-      <w:r>
-        <w:t xml:space="preserve">Punk Rock - </w:t>
-      </w:r>
-      <w:proofErr w:type="spellStart"/>
-      <w:r>
-        <w:t>Exploud</w:t>
-      </w:r>
-      <w:proofErr w:type="spellEnd"/>
+        <w:t>Hadron Engine Jolteon</w:t>
+      </w:r>
+      <w:r>
+        <w:t xml:space="preserve"> Manetric</w:t>
+      </w:r>
+    </w:p>
+    <w:p>
+      <w:r>
+        <w:t xml:space="preserve">Bastiodon  - Dauntless Shield </w:t>
+      </w:r>
+    </w:p>
+    <w:p>
+      <w:r>
+        <w:t xml:space="preserve">Mega Absol - Sword of Ruin </w:t>
+      </w:r>
+    </w:p>
+    <w:p>
+      <w:r>
+        <w:t>Punk Rock - Exploud</w:t>
+      </w:r>
     </w:p>
     <w:p>
       <w:r>
@@ -566,13 +271,8 @@
         <w:t>, Sharpness</w:t>
       </w:r>
       <w:r>
-        <w:t xml:space="preserve">- </w:t>
-      </w:r>
-      <w:proofErr w:type="spellStart"/>
-      <w:r>
-        <w:t>Farfetch'd</w:t>
-      </w:r>
-      <w:proofErr w:type="spellEnd"/>
+        <w:t>- Farfetch'd</w:t>
+      </w:r>
     </w:p>
     <w:p>
       <w:pPr>
@@ -584,30 +284,8 @@
         <w:rPr>
           <w:strike/>
         </w:rPr>
-        <w:t xml:space="preserve">Mega </w:t>
-      </w:r>
-      <w:proofErr w:type="spellStart"/>
-      <w:r>
-        <w:rPr>
-          <w:strike/>
-        </w:rPr>
-        <w:t>Gardevoir</w:t>
-      </w:r>
-      <w:proofErr w:type="spellEnd"/>
-      <w:r>
-        <w:rPr>
-          <w:strike/>
-        </w:rPr>
-        <w:t xml:space="preserve"> - </w:t>
-      </w:r>
-      <w:proofErr w:type="spellStart"/>
-      <w:r>
-        <w:rPr>
-          <w:strike/>
-        </w:rPr>
-        <w:t>Neuroforce</w:t>
-      </w:r>
-      <w:proofErr w:type="spellEnd"/>
+        <w:t>Mega Gardevoir - Neuroforce</w:t>
+      </w:r>
     </w:p>
     <w:p>
       <w:pPr>
@@ -615,28 +293,12 @@
           <w:strike/>
         </w:rPr>
       </w:pPr>
-      <w:proofErr w:type="spellStart"/>
-      <w:r>
-        <w:rPr>
-          <w:strike/>
-        </w:rPr>
-        <w:t>Deoxys</w:t>
-      </w:r>
-      <w:proofErr w:type="spellEnd"/>
-      <w:r>
-        <w:rPr>
-          <w:strike/>
-        </w:rPr>
-        <w:t xml:space="preserve"> - </w:t>
-      </w:r>
-      <w:proofErr w:type="spellStart"/>
-      <w:r>
-        <w:rPr>
-          <w:strike/>
-        </w:rPr>
-        <w:t>Neuroforce</w:t>
-      </w:r>
-      <w:proofErr w:type="spellEnd"/>
+      <w:r>
+        <w:rPr>
+          <w:strike/>
+        </w:rPr>
+        <w:t>Deoxys - Neuroforce</w:t>
+      </w:r>
     </w:p>
     <w:p>
       <w:pPr>
@@ -644,19 +306,11 @@
           <w:strike/>
         </w:rPr>
       </w:pPr>
-      <w:proofErr w:type="spellStart"/>
-      <w:r>
-        <w:rPr>
-          <w:strike/>
-        </w:rPr>
-        <w:t>Deoxys</w:t>
-      </w:r>
-      <w:proofErr w:type="spellEnd"/>
-      <w:r>
-        <w:rPr>
-          <w:strike/>
-        </w:rPr>
-        <w:t xml:space="preserve"> Attack - Download</w:t>
+      <w:r>
+        <w:rPr>
+          <w:strike/>
+        </w:rPr>
+        <w:t>Deoxys Attack - Download</w:t>
       </w:r>
     </w:p>
     <w:p>
@@ -665,33 +319,11 @@
           <w:strike/>
         </w:rPr>
       </w:pPr>
-      <w:proofErr w:type="spellStart"/>
-      <w:r>
-        <w:rPr>
-          <w:strike/>
-        </w:rPr>
-        <w:t>Deoxys</w:t>
-      </w:r>
-      <w:proofErr w:type="spellEnd"/>
-      <w:r>
-        <w:rPr>
-          <w:strike/>
-        </w:rPr>
-        <w:t xml:space="preserve"> </w:t>
-      </w:r>
-      <w:proofErr w:type="spellStart"/>
-      <w:r>
-        <w:rPr>
-          <w:strike/>
-        </w:rPr>
-        <w:t>Defense</w:t>
-      </w:r>
-      <w:proofErr w:type="spellEnd"/>
-      <w:r>
-        <w:rPr>
-          <w:strike/>
-        </w:rPr>
-        <w:t xml:space="preserve"> - Magic Guard </w:t>
+      <w:r>
+        <w:rPr>
+          <w:strike/>
+        </w:rPr>
+        <w:t xml:space="preserve">Deoxys Defense - Magic Guard </w:t>
       </w:r>
     </w:p>
     <w:p>
@@ -700,29 +332,16 @@
           <w:strike/>
         </w:rPr>
       </w:pPr>
-      <w:proofErr w:type="spellStart"/>
-      <w:r>
-        <w:rPr>
-          <w:strike/>
-        </w:rPr>
-        <w:t>Deoxys</w:t>
-      </w:r>
-      <w:proofErr w:type="spellEnd"/>
-      <w:r>
-        <w:rPr>
-          <w:strike/>
-        </w:rPr>
-        <w:t xml:space="preserve"> Speed-  Beast Boost</w:t>
-      </w:r>
-    </w:p>
-    <w:p>
-      <w:proofErr w:type="spellStart"/>
-      <w:r>
-        <w:t>Grumpig</w:t>
-      </w:r>
-      <w:proofErr w:type="spellEnd"/>
-      <w:r>
-        <w:t xml:space="preserve"> Psychic Surge</w:t>
+      <w:r>
+        <w:rPr>
+          <w:strike/>
+        </w:rPr>
+        <w:t>Deoxys Speed-  Beast Boost</w:t>
+      </w:r>
+    </w:p>
+    <w:p>
+      <w:r>
+        <w:t>Grumpig Psychic Surge</w:t>
       </w:r>
     </w:p>
     <w:p/>
@@ -762,21 +381,7 @@
         <w:rPr>
           <w:strike/>
         </w:rPr>
-        <w:t xml:space="preserve">Tangled Feet – 30% </w:t>
-      </w:r>
-      <w:proofErr w:type="spellStart"/>
-      <w:r>
-        <w:rPr>
-          <w:strike/>
-        </w:rPr>
-        <w:t>atk</w:t>
-      </w:r>
-      <w:proofErr w:type="spellEnd"/>
-      <w:r>
-        <w:rPr>
-          <w:strike/>
-        </w:rPr>
-        <w:t>, 30% speed</w:t>
+        <w:t>Tangled Feet – 30% atk, 30% speed</w:t>
       </w:r>
     </w:p>
     <w:p>
@@ -789,21 +394,7 @@
         <w:rPr>
           <w:strike/>
         </w:rPr>
-        <w:t xml:space="preserve">Big pecks – stop </w:t>
-      </w:r>
-      <w:proofErr w:type="spellStart"/>
-      <w:r>
-        <w:rPr>
-          <w:strike/>
-        </w:rPr>
-        <w:t>atk</w:t>
-      </w:r>
-      <w:proofErr w:type="spellEnd"/>
-      <w:r>
-        <w:rPr>
-          <w:strike/>
-        </w:rPr>
-        <w:t xml:space="preserve"> being lowered</w:t>
+        <w:t>Big pecks – stop atk being lowered</w:t>
       </w:r>
     </w:p>
     <w:p/>
@@ -815,82 +406,33 @@
     </w:p>
     <w:p>
       <w:r>
-        <w:t xml:space="preserve">Fangs </w:t>
-      </w:r>
-      <w:proofErr w:type="spellStart"/>
-      <w:r>
-        <w:t>raticate</w:t>
-      </w:r>
-      <w:proofErr w:type="spellEnd"/>
-      <w:r>
-        <w:t xml:space="preserve"> + </w:t>
-      </w:r>
-      <w:proofErr w:type="spellStart"/>
-      <w:r>
-        <w:t>arbok</w:t>
-      </w:r>
-      <w:proofErr w:type="spellEnd"/>
-    </w:p>
-    <w:p>
-      <w:proofErr w:type="spellStart"/>
-      <w:r>
-        <w:t>u-turn</w:t>
-      </w:r>
-      <w:proofErr w:type="spellEnd"/>
-      <w:r>
-        <w:t xml:space="preserve"> </w:t>
-      </w:r>
-      <w:proofErr w:type="spellStart"/>
-      <w:r>
-        <w:t>claydol</w:t>
-      </w:r>
-      <w:proofErr w:type="spellEnd"/>
-    </w:p>
-    <w:p>
-      <w:r>
-        <w:t xml:space="preserve">scald </w:t>
-      </w:r>
-      <w:proofErr w:type="spellStart"/>
-      <w:r>
-        <w:t>hydrosteam</w:t>
-      </w:r>
-      <w:proofErr w:type="spellEnd"/>
-      <w:r>
-        <w:t xml:space="preserve"> </w:t>
-      </w:r>
-      <w:proofErr w:type="spellStart"/>
-      <w:r>
-        <w:t>magcargo</w:t>
-      </w:r>
-      <w:proofErr w:type="spellEnd"/>
-    </w:p>
-    <w:p>
-      <w:proofErr w:type="spellStart"/>
-      <w:r>
-        <w:t>sizzy</w:t>
-      </w:r>
-      <w:proofErr w:type="spellEnd"/>
-      <w:r>
-        <w:t xml:space="preserve"> slide </w:t>
-      </w:r>
-      <w:proofErr w:type="spellStart"/>
-      <w:r>
-        <w:t>bellossom</w:t>
-      </w:r>
-      <w:proofErr w:type="spellEnd"/>
-      <w:r>
-        <w:t xml:space="preserve"> </w:t>
-      </w:r>
-    </w:p>
-    <w:p>
-      <w:r>
-        <w:t xml:space="preserve">fire punch </w:t>
-      </w:r>
-      <w:proofErr w:type="spellStart"/>
-      <w:r>
-        <w:t>bellososom</w:t>
-      </w:r>
-      <w:proofErr w:type="spellEnd"/>
+        <w:t>Beedril egg move drillrun</w:t>
+      </w:r>
+    </w:p>
+    <w:p>
+      <w:r>
+        <w:t>Fangs raticate + arbok</w:t>
+      </w:r>
+    </w:p>
+    <w:p>
+      <w:r>
+        <w:t>u-turn claydol</w:t>
+      </w:r>
+    </w:p>
+    <w:p>
+      <w:r>
+        <w:t>scald hydrosteam magcargo</w:t>
+      </w:r>
+    </w:p>
+    <w:p>
+      <w:r>
+        <w:t xml:space="preserve">sizzy slide bellossom </w:t>
+      </w:r>
+    </w:p>
+    <w:p>
+      <w:r>
+        <w:t>fire punch bellososom</w:t>
+      </w:r>
     </w:p>
     <w:p>
       <w:r>
@@ -899,13 +441,9 @@
     </w:p>
     <w:p>
       <w:r>
-        <w:t xml:space="preserve">rapid spin </w:t>
-      </w:r>
-      <w:proofErr w:type="spellStart"/>
-      <w:r>
-        <w:t>regis</w:t>
-      </w:r>
-      <w:proofErr w:type="spellEnd"/>
+        <w:lastRenderedPageBreak/>
+        <w:t>rapid spin regis</w:t>
+      </w:r>
     </w:p>
     <w:p>
       <w:pPr>
@@ -914,152 +452,88 @@
         </w:rPr>
       </w:pPr>
       <w:hyperlink r:id="rId5" w:tooltip="View details for Catastropika" w:history="1">
-        <w:proofErr w:type="spellStart"/>
         <w:r>
           <w:rPr>
             <w:strike/>
           </w:rPr>
           <w:t>Catastropika</w:t>
         </w:r>
-        <w:proofErr w:type="spellEnd"/>
       </w:hyperlink>
       <w:r>
         <w:rPr>
           <w:strike/>
         </w:rPr>
-        <w:t xml:space="preserve"> = </w:t>
-      </w:r>
-      <w:proofErr w:type="spellStart"/>
-      <w:r>
-        <w:rPr>
-          <w:strike/>
-        </w:rPr>
-        <w:t>voltorb</w:t>
-      </w:r>
-      <w:proofErr w:type="spellEnd"/>
-      <w:r>
-        <w:rPr>
-          <w:strike/>
-        </w:rPr>
-        <w:t xml:space="preserve"> boom</w:t>
-      </w:r>
-    </w:p>
-    <w:p>
-      <w:r>
-        <w:t xml:space="preserve">Surging strikes, jet punch, wicked blow – </w:t>
-      </w:r>
-      <w:proofErr w:type="spellStart"/>
-      <w:r>
-        <w:t>poliwrath</w:t>
-      </w:r>
-      <w:proofErr w:type="spellEnd"/>
+        <w:t xml:space="preserve"> = voltorb boom</w:t>
+      </w:r>
+    </w:p>
+    <w:p>
+      <w:r>
+        <w:t xml:space="preserve">Surging strikes, jet punch, wicked blow – poliwrath </w:t>
+      </w:r>
+    </w:p>
+    <w:p>
+      <w:r>
+        <w:t>Cut – grass + 2x vs grass</w:t>
+      </w:r>
+    </w:p>
+    <w:p>
+      <w:r>
+        <w:t>Kinesis – 2x vs steel</w:t>
+      </w:r>
+    </w:p>
+    <w:p>
+      <w:r>
+        <w:t>Raichu – wave cra</w:t>
+      </w:r>
+      <w:r>
+        <w:t>sh</w:t>
+      </w:r>
+    </w:p>
+    <w:p>
+      <w:r>
+        <w:t>Pikachu - surf</w:t>
+      </w:r>
+    </w:p>
+    <w:p/>
+    <w:p>
+      <w:r>
+        <w:t>Sprites</w:t>
+      </w:r>
+    </w:p>
+    <w:p>
+      <w:r>
+        <w:t xml:space="preserve">Hitmonlee </w:t>
+      </w:r>
+      <w:r>
+        <w:t>Sprite</w:t>
+      </w:r>
       <w:r>
         <w:t xml:space="preserve"> </w:t>
       </w:r>
     </w:p>
     <w:p>
       <w:r>
-        <w:t>Cut – grass + 2x vs grass</w:t>
-      </w:r>
-    </w:p>
-    <w:p>
-      <w:r>
-        <w:t>Kinesis – 2x vs steel</w:t>
-      </w:r>
-    </w:p>
-    <w:p>
-      <w:proofErr w:type="spellStart"/>
-      <w:r>
-        <w:t>Raichu</w:t>
-      </w:r>
-      <w:proofErr w:type="spellEnd"/>
-      <w:r>
-        <w:t xml:space="preserve"> – wave cra</w:t>
-      </w:r>
-      <w:r>
-        <w:t>sh</w:t>
-      </w:r>
-    </w:p>
-    <w:p>
-      <w:r>
-        <w:t>Pikachu - surf</w:t>
-      </w:r>
-    </w:p>
-    <w:p/>
-    <w:p>
-      <w:r>
-        <w:t>Sprites</w:t>
-      </w:r>
-    </w:p>
-    <w:p>
-      <w:proofErr w:type="spellStart"/>
-      <w:r>
-        <w:t>Hitmonlee</w:t>
-      </w:r>
-      <w:proofErr w:type="spellEnd"/>
-      <w:r>
-        <w:t xml:space="preserve"> </w:t>
-      </w:r>
-      <w:r>
-        <w:t>Sprite</w:t>
-      </w:r>
-      <w:r>
-        <w:t xml:space="preserve"> </w:t>
-      </w:r>
-    </w:p>
-    <w:p>
-      <w:proofErr w:type="spellStart"/>
-      <w:r>
-        <w:t>Hitmonchan</w:t>
-      </w:r>
-      <w:proofErr w:type="spellEnd"/>
-      <w:r>
-        <w:t xml:space="preserve"> Sprite</w:t>
-      </w:r>
-    </w:p>
-    <w:p>
-      <w:proofErr w:type="spellStart"/>
-      <w:r>
-        <w:t>Rapidash</w:t>
-      </w:r>
-      <w:proofErr w:type="spellEnd"/>
-      <w:r>
-        <w:t xml:space="preserve"> Sprite </w:t>
-      </w:r>
-    </w:p>
-    <w:p>
-      <w:proofErr w:type="spellStart"/>
-      <w:r>
-        <w:t>Beautifly</w:t>
-      </w:r>
-      <w:proofErr w:type="spellEnd"/>
-      <w:r>
-        <w:t xml:space="preserve"> Sprite</w:t>
-      </w:r>
-    </w:p>
-    <w:p>
-      <w:proofErr w:type="spellStart"/>
-      <w:r>
-        <w:t>Masquerain</w:t>
-      </w:r>
-      <w:proofErr w:type="spellEnd"/>
-      <w:r>
-        <w:t xml:space="preserve"> Water </w:t>
-      </w:r>
-      <w:proofErr w:type="spellStart"/>
-      <w:r>
-        <w:t>Buble</w:t>
-      </w:r>
-      <w:proofErr w:type="spellEnd"/>
-    </w:p>
-    <w:p>
-      <w:proofErr w:type="spellStart"/>
-      <w:r>
-        <w:t>Vileplume</w:t>
-      </w:r>
-      <w:proofErr w:type="spellEnd"/>
-      <w:r>
-        <w:t xml:space="preserve"> Sprite</w:t>
+        <w:t>Hitmonchan Sprite</w:t>
+      </w:r>
+    </w:p>
+    <w:p>
+      <w:r>
+        <w:t xml:space="preserve">Rapidash Sprite </w:t>
+      </w:r>
+    </w:p>
+    <w:p>
+      <w:r>
+        <w:t>Beautifly Sprite</w:t>
+      </w:r>
+    </w:p>
+    <w:p>
+      <w:r>
+        <w:t>Masquerain Water Buble</w:t>
+      </w:r>
+    </w:p>
+    <w:p>
+      <w:r>
+        <w:t>Vileplume Sprite</w:t>
       </w:r>
     </w:p>
     <w:p/>
